--- a/Calendario2025/Ejercicios/E3_OSPF/3_Configuring_OSPF.docx
+++ b/Calendario2025/Ejercicios/E3_OSPF/3_Configuring_OSPF.docx
@@ -1,6 +1,6 @@
 
 <file path=word/document.xml><?xml version="1.0" encoding="utf-8"?>
-<w:document xmlns:wpc="http://schemas.microsoft.com/office/word/2010/wordprocessingCanvas" xmlns:cx="http://schemas.microsoft.com/office/drawing/2014/chartex" xmlns:cx1="http://schemas.microsoft.com/office/drawing/2015/9/8/chartex" xmlns:cx2="http://schemas.microsoft.com/office/drawing/2015/10/21/chartex" xmlns:cx3="http://schemas.microsoft.com/office/drawing/2016/5/9/chartex" xmlns:cx4="http://schemas.microsoft.com/office/drawing/2016/5/10/chartex" xmlns:cx5="http://schemas.microsoft.com/office/drawing/2016/5/11/chartex" xmlns:cx6="http://schemas.microsoft.com/office/drawing/2016/5/12/chartex" xmlns:cx7="http://schemas.microsoft.com/office/drawing/2016/5/13/chartex" xmlns:cx8="http://schemas.microsoft.com/office/drawing/2016/5/14/chartex" xmlns:mc="http://schemas.openxmlformats.org/markup-compatibility/2006" xmlns:aink="http://schemas.microsoft.com/office/drawing/2016/ink" xmlns:am3d="http://schemas.microsoft.com/office/drawing/2017/model3d" xmlns:o="urn:schemas-microsoft-com:office:office" xmlns:oel="http://schemas.microsoft.com/office/2019/extlst" xmlns:r="http://schemas.openxmlformats.org/officeDocument/2006/relationships" xmlns:m="http://schemas.openxmlformats.org/officeDocument/2006/math" xmlns:v="urn:schemas-microsoft-com:vml" xmlns:wp14="http://schemas.microsoft.com/office/word/2010/wordprocessingDrawing" xmlns:wp="http://schemas.openxmlformats.org/drawingml/2006/wordprocessingDrawing" xmlns:w10="urn:schemas-microsoft-com:office:word" xmlns:w="http://schemas.openxmlformats.org/wordprocessingml/2006/main" xmlns:w14="http://schemas.microsoft.com/office/word/2010/wordml" xmlns:w15="http://schemas.microsoft.com/office/word/2012/wordml" xmlns:w16cex="http://schemas.microsoft.com/office/word/2018/wordml/cex" xmlns:w16cid="http://schemas.microsoft.com/office/word/2016/wordml/cid" xmlns:w16="http://schemas.microsoft.com/office/word/2018/wordml" xmlns:w16sdtdh="http://schemas.microsoft.com/office/word/2020/wordml/sdtdatahash" xmlns:w16se="http://schemas.microsoft.com/office/word/2015/wordml/symex" xmlns:wpg="http://schemas.microsoft.com/office/word/2010/wordprocessingGroup" xmlns:wpi="http://schemas.microsoft.com/office/word/2010/wordprocessingInk" xmlns:wne="http://schemas.microsoft.com/office/word/2006/wordml" xmlns:wps="http://schemas.microsoft.com/office/word/2010/wordprocessingShape" mc:Ignorable="w14 w15 w16se w16cid w16 w16cex w16sdtdh wp14">
+<w:document xmlns:wpc="http://schemas.microsoft.com/office/word/2010/wordprocessingCanvas" xmlns:cx="http://schemas.microsoft.com/office/drawing/2014/chartex" xmlns:cx1="http://schemas.microsoft.com/office/drawing/2015/9/8/chartex" xmlns:cx2="http://schemas.microsoft.com/office/drawing/2015/10/21/chartex" xmlns:cx3="http://schemas.microsoft.com/office/drawing/2016/5/9/chartex" xmlns:cx4="http://schemas.microsoft.com/office/drawing/2016/5/10/chartex" xmlns:cx5="http://schemas.microsoft.com/office/drawing/2016/5/11/chartex" xmlns:cx6="http://schemas.microsoft.com/office/drawing/2016/5/12/chartex" xmlns:cx7="http://schemas.microsoft.com/office/drawing/2016/5/13/chartex" xmlns:cx8="http://schemas.microsoft.com/office/drawing/2016/5/14/chartex" xmlns:mc="http://schemas.openxmlformats.org/markup-compatibility/2006" xmlns:aink="http://schemas.microsoft.com/office/drawing/2016/ink" xmlns:am3d="http://schemas.microsoft.com/office/drawing/2017/model3d" xmlns:o="urn:schemas-microsoft-com:office:office" xmlns:oel="http://schemas.microsoft.com/office/2019/extlst" xmlns:r="http://schemas.openxmlformats.org/officeDocument/2006/relationships" xmlns:m="http://schemas.openxmlformats.org/officeDocument/2006/math" xmlns:v="urn:schemas-microsoft-com:vml" xmlns:wp14="http://schemas.microsoft.com/office/word/2010/wordprocessingDrawing" xmlns:wp="http://schemas.openxmlformats.org/drawingml/2006/wordprocessingDrawing" xmlns:w10="urn:schemas-microsoft-com:office:word" xmlns:w="http://schemas.openxmlformats.org/wordprocessingml/2006/main" xmlns:w14="http://schemas.microsoft.com/office/word/2010/wordml" xmlns:w15="http://schemas.microsoft.com/office/word/2012/wordml" xmlns:w16cex="http://schemas.microsoft.com/office/word/2018/wordml/cex" xmlns:w16cid="http://schemas.microsoft.com/office/word/2016/wordml/cid" xmlns:w16="http://schemas.microsoft.com/office/word/2018/wordml" xmlns:w16du="http://schemas.microsoft.com/office/word/2023/wordml/word16du" xmlns:w16sdtdh="http://schemas.microsoft.com/office/word/2020/wordml/sdtdatahash" xmlns:w16sdtfl="http://schemas.microsoft.com/office/word/2024/wordml/sdtformatlock" xmlns:w16se="http://schemas.microsoft.com/office/word/2015/wordml/symex" xmlns:wpg="http://schemas.microsoft.com/office/word/2010/wordprocessingGroup" xmlns:wpi="http://schemas.microsoft.com/office/word/2010/wordprocessingInk" xmlns:wne="http://schemas.microsoft.com/office/word/2006/wordml" xmlns:wps="http://schemas.microsoft.com/office/word/2010/wordprocessingShape" mc:Ignorable="w14 w15 w16se w16cid w16 w16cex w16sdtdh w16sdtfl w16du wp14">
   <w:body>
     <w:p>
       <w:pPr>
@@ -21,10 +21,10 @@
       </w:pPr>
       <w:r>
         <w:drawing>
-          <wp:inline distT="0" distB="0" distL="0" distR="0" wp14:anchorId="5A41B564" wp14:editId="1880B1A3">
-            <wp:extent cx="6400800" cy="3255010"/>
-            <wp:effectExtent l="0" t="0" r="0" b="2540"/>
-            <wp:docPr id="519379174" name="Picture 1" descr="A diagram of a computer network&#10;&#10;Description automatically generated"/>
+          <wp:inline distT="0" distB="0" distL="0" distR="0" wp14:anchorId="57AF9080" wp14:editId="31B1B27B">
+            <wp:extent cx="6400800" cy="3343910"/>
+            <wp:effectExtent l="0" t="0" r="0" b="8890"/>
+            <wp:docPr id="511335261" name="Picture 1" descr="A diagram of a computer network&#10;&#10;AI-generated content may be incorrect."/>
             <wp:cNvGraphicFramePr>
               <a:graphicFrameLocks xmlns:a="http://schemas.openxmlformats.org/drawingml/2006/main" noChangeAspect="1"/>
             </wp:cNvGraphicFramePr>
@@ -32,7 +32,7 @@
               <a:graphicData uri="http://schemas.openxmlformats.org/drawingml/2006/picture">
                 <pic:pic xmlns:pic="http://schemas.openxmlformats.org/drawingml/2006/picture">
                   <pic:nvPicPr>
-                    <pic:cNvPr id="519379174" name="Picture 1" descr="A diagram of a computer network&#10;&#10;Description automatically generated"/>
+                    <pic:cNvPr id="511335261" name="Picture 1" descr="A diagram of a computer network&#10;&#10;AI-generated content may be incorrect."/>
                     <pic:cNvPicPr/>
                   </pic:nvPicPr>
                   <pic:blipFill>
@@ -44,7 +44,7 @@
                   <pic:spPr>
                     <a:xfrm>
                       <a:off x="0" y="0"/>
-                      <a:ext cx="6400800" cy="3255010"/>
+                      <a:ext cx="6400800" cy="3343910"/>
                     </a:xfrm>
                     <a:prstGeom prst="rect">
                       <a:avLst/>
@@ -5788,7 +5788,7 @@
 </file>
 
 <file path=word/endnotes.xml><?xml version="1.0" encoding="utf-8"?>
-<w:endnotes xmlns:wpc="http://schemas.microsoft.com/office/word/2010/wordprocessingCanvas" xmlns:cx="http://schemas.microsoft.com/office/drawing/2014/chartex" xmlns:cx1="http://schemas.microsoft.com/office/drawing/2015/9/8/chartex" xmlns:cx2="http://schemas.microsoft.com/office/drawing/2015/10/21/chartex" xmlns:cx3="http://schemas.microsoft.com/office/drawing/2016/5/9/chartex" xmlns:cx4="http://schemas.microsoft.com/office/drawing/2016/5/10/chartex" xmlns:cx5="http://schemas.microsoft.com/office/drawing/2016/5/11/chartex" xmlns:cx6="http://schemas.microsoft.com/office/drawing/2016/5/12/chartex" xmlns:cx7="http://schemas.microsoft.com/office/drawing/2016/5/13/chartex" xmlns:cx8="http://schemas.microsoft.com/office/drawing/2016/5/14/chartex" xmlns:mc="http://schemas.openxmlformats.org/markup-compatibility/2006" xmlns:aink="http://schemas.microsoft.com/office/drawing/2016/ink" xmlns:am3d="http://schemas.microsoft.com/office/drawing/2017/model3d" xmlns:o="urn:schemas-microsoft-com:office:office" xmlns:oel="http://schemas.microsoft.com/office/2019/extlst" xmlns:r="http://schemas.openxmlformats.org/officeDocument/2006/relationships" xmlns:m="http://schemas.openxmlformats.org/officeDocument/2006/math" xmlns:v="urn:schemas-microsoft-com:vml" xmlns:wp14="http://schemas.microsoft.com/office/word/2010/wordprocessingDrawing" xmlns:wp="http://schemas.openxmlformats.org/drawingml/2006/wordprocessingDrawing" xmlns:w10="urn:schemas-microsoft-com:office:word" xmlns:w="http://schemas.openxmlformats.org/wordprocessingml/2006/main" xmlns:w14="http://schemas.microsoft.com/office/word/2010/wordml" xmlns:w15="http://schemas.microsoft.com/office/word/2012/wordml" xmlns:w16cex="http://schemas.microsoft.com/office/word/2018/wordml/cex" xmlns:w16cid="http://schemas.microsoft.com/office/word/2016/wordml/cid" xmlns:w16="http://schemas.microsoft.com/office/word/2018/wordml" xmlns:w16sdtdh="http://schemas.microsoft.com/office/word/2020/wordml/sdtdatahash" xmlns:w16se="http://schemas.microsoft.com/office/word/2015/wordml/symex" xmlns:wpg="http://schemas.microsoft.com/office/word/2010/wordprocessingGroup" xmlns:wpi="http://schemas.microsoft.com/office/word/2010/wordprocessingInk" xmlns:wne="http://schemas.microsoft.com/office/word/2006/wordml" xmlns:wps="http://schemas.microsoft.com/office/word/2010/wordprocessingShape" mc:Ignorable="w14 w15 w16se w16cid w16 w16cex w16sdtdh wp14">
+<w:endnotes xmlns:wpc="http://schemas.microsoft.com/office/word/2010/wordprocessingCanvas" xmlns:cx="http://schemas.microsoft.com/office/drawing/2014/chartex" xmlns:cx1="http://schemas.microsoft.com/office/drawing/2015/9/8/chartex" xmlns:cx2="http://schemas.microsoft.com/office/drawing/2015/10/21/chartex" xmlns:cx3="http://schemas.microsoft.com/office/drawing/2016/5/9/chartex" xmlns:cx4="http://schemas.microsoft.com/office/drawing/2016/5/10/chartex" xmlns:cx5="http://schemas.microsoft.com/office/drawing/2016/5/11/chartex" xmlns:cx6="http://schemas.microsoft.com/office/drawing/2016/5/12/chartex" xmlns:cx7="http://schemas.microsoft.com/office/drawing/2016/5/13/chartex" xmlns:cx8="http://schemas.microsoft.com/office/drawing/2016/5/14/chartex" xmlns:mc="http://schemas.openxmlformats.org/markup-compatibility/2006" xmlns:aink="http://schemas.microsoft.com/office/drawing/2016/ink" xmlns:am3d="http://schemas.microsoft.com/office/drawing/2017/model3d" xmlns:o="urn:schemas-microsoft-com:office:office" xmlns:oel="http://schemas.microsoft.com/office/2019/extlst" xmlns:r="http://schemas.openxmlformats.org/officeDocument/2006/relationships" xmlns:m="http://schemas.openxmlformats.org/officeDocument/2006/math" xmlns:v="urn:schemas-microsoft-com:vml" xmlns:wp14="http://schemas.microsoft.com/office/word/2010/wordprocessingDrawing" xmlns:wp="http://schemas.openxmlformats.org/drawingml/2006/wordprocessingDrawing" xmlns:w10="urn:schemas-microsoft-com:office:word" xmlns:w="http://schemas.openxmlformats.org/wordprocessingml/2006/main" xmlns:w14="http://schemas.microsoft.com/office/word/2010/wordml" xmlns:w15="http://schemas.microsoft.com/office/word/2012/wordml" xmlns:w16cex="http://schemas.microsoft.com/office/word/2018/wordml/cex" xmlns:w16cid="http://schemas.microsoft.com/office/word/2016/wordml/cid" xmlns:w16="http://schemas.microsoft.com/office/word/2018/wordml" xmlns:w16du="http://schemas.microsoft.com/office/word/2023/wordml/word16du" xmlns:w16sdtdh="http://schemas.microsoft.com/office/word/2020/wordml/sdtdatahash" xmlns:w16sdtfl="http://schemas.microsoft.com/office/word/2024/wordml/sdtformatlock" xmlns:w16se="http://schemas.microsoft.com/office/word/2015/wordml/symex" xmlns:wpg="http://schemas.microsoft.com/office/word/2010/wordprocessingGroup" xmlns:wpi="http://schemas.microsoft.com/office/word/2010/wordprocessingInk" xmlns:wne="http://schemas.microsoft.com/office/word/2006/wordml" xmlns:wps="http://schemas.microsoft.com/office/word/2010/wordprocessingShape" mc:Ignorable="w14 w15 w16se w16cid w16 w16cex w16sdtdh w16sdtfl w16du wp14">
   <w:endnote w:type="separator" w:id="-1">
     <w:p>
       <w:pPr>
@@ -5821,7 +5821,7 @@
 </file>
 
 <file path=word/footer1.xml><?xml version="1.0" encoding="utf-8"?>
-<w:ftr xmlns:wpc="http://schemas.microsoft.com/office/word/2010/wordprocessingCanvas" xmlns:cx="http://schemas.microsoft.com/office/drawing/2014/chartex" xmlns:cx1="http://schemas.microsoft.com/office/drawing/2015/9/8/chartex" xmlns:cx2="http://schemas.microsoft.com/office/drawing/2015/10/21/chartex" xmlns:cx3="http://schemas.microsoft.com/office/drawing/2016/5/9/chartex" xmlns:cx4="http://schemas.microsoft.com/office/drawing/2016/5/10/chartex" xmlns:cx5="http://schemas.microsoft.com/office/drawing/2016/5/11/chartex" xmlns:cx6="http://schemas.microsoft.com/office/drawing/2016/5/12/chartex" xmlns:cx7="http://schemas.microsoft.com/office/drawing/2016/5/13/chartex" xmlns:cx8="http://schemas.microsoft.com/office/drawing/2016/5/14/chartex" xmlns:mc="http://schemas.openxmlformats.org/markup-compatibility/2006" xmlns:aink="http://schemas.microsoft.com/office/drawing/2016/ink" xmlns:am3d="http://schemas.microsoft.com/office/drawing/2017/model3d" xmlns:o="urn:schemas-microsoft-com:office:office" xmlns:oel="http://schemas.microsoft.com/office/2019/extlst" xmlns:r="http://schemas.openxmlformats.org/officeDocument/2006/relationships" xmlns:m="http://schemas.openxmlformats.org/officeDocument/2006/math" xmlns:v="urn:schemas-microsoft-com:vml" xmlns:wp14="http://schemas.microsoft.com/office/word/2010/wordprocessingDrawing" xmlns:wp="http://schemas.openxmlformats.org/drawingml/2006/wordprocessingDrawing" xmlns:w10="urn:schemas-microsoft-com:office:word" xmlns:w="http://schemas.openxmlformats.org/wordprocessingml/2006/main" xmlns:w14="http://schemas.microsoft.com/office/word/2010/wordml" xmlns:w15="http://schemas.microsoft.com/office/word/2012/wordml" xmlns:w16cex="http://schemas.microsoft.com/office/word/2018/wordml/cex" xmlns:w16cid="http://schemas.microsoft.com/office/word/2016/wordml/cid" xmlns:w16="http://schemas.microsoft.com/office/word/2018/wordml" xmlns:w16sdtdh="http://schemas.microsoft.com/office/word/2020/wordml/sdtdatahash" xmlns:w16se="http://schemas.microsoft.com/office/word/2015/wordml/symex" xmlns:wpg="http://schemas.microsoft.com/office/word/2010/wordprocessingGroup" xmlns:wpi="http://schemas.microsoft.com/office/word/2010/wordprocessingInk" xmlns:wne="http://schemas.microsoft.com/office/word/2006/wordml" xmlns:wps="http://schemas.microsoft.com/office/word/2010/wordprocessingShape" mc:Ignorable="w14 w15 w16se w16cid w16 w16cex w16sdtdh wp14">
+<w:ftr xmlns:wpc="http://schemas.microsoft.com/office/word/2010/wordprocessingCanvas" xmlns:cx="http://schemas.microsoft.com/office/drawing/2014/chartex" xmlns:cx1="http://schemas.microsoft.com/office/drawing/2015/9/8/chartex" xmlns:cx2="http://schemas.microsoft.com/office/drawing/2015/10/21/chartex" xmlns:cx3="http://schemas.microsoft.com/office/drawing/2016/5/9/chartex" xmlns:cx4="http://schemas.microsoft.com/office/drawing/2016/5/10/chartex" xmlns:cx5="http://schemas.microsoft.com/office/drawing/2016/5/11/chartex" xmlns:cx6="http://schemas.microsoft.com/office/drawing/2016/5/12/chartex" xmlns:cx7="http://schemas.microsoft.com/office/drawing/2016/5/13/chartex" xmlns:cx8="http://schemas.microsoft.com/office/drawing/2016/5/14/chartex" xmlns:mc="http://schemas.openxmlformats.org/markup-compatibility/2006" xmlns:aink="http://schemas.microsoft.com/office/drawing/2016/ink" xmlns:am3d="http://schemas.microsoft.com/office/drawing/2017/model3d" xmlns:o="urn:schemas-microsoft-com:office:office" xmlns:oel="http://schemas.microsoft.com/office/2019/extlst" xmlns:r="http://schemas.openxmlformats.org/officeDocument/2006/relationships" xmlns:m="http://schemas.openxmlformats.org/officeDocument/2006/math" xmlns:v="urn:schemas-microsoft-com:vml" xmlns:wp14="http://schemas.microsoft.com/office/word/2010/wordprocessingDrawing" xmlns:wp="http://schemas.openxmlformats.org/drawingml/2006/wordprocessingDrawing" xmlns:w10="urn:schemas-microsoft-com:office:word" xmlns:w="http://schemas.openxmlformats.org/wordprocessingml/2006/main" xmlns:w14="http://schemas.microsoft.com/office/word/2010/wordml" xmlns:w15="http://schemas.microsoft.com/office/word/2012/wordml" xmlns:w16cex="http://schemas.microsoft.com/office/word/2018/wordml/cex" xmlns:w16cid="http://schemas.microsoft.com/office/word/2016/wordml/cid" xmlns:w16="http://schemas.microsoft.com/office/word/2018/wordml" xmlns:w16du="http://schemas.microsoft.com/office/word/2023/wordml/word16du" xmlns:w16sdtdh="http://schemas.microsoft.com/office/word/2020/wordml/sdtdatahash" xmlns:w16sdtfl="http://schemas.microsoft.com/office/word/2024/wordml/sdtformatlock" xmlns:w16se="http://schemas.microsoft.com/office/word/2015/wordml/symex" xmlns:wpg="http://schemas.microsoft.com/office/word/2010/wordprocessingGroup" xmlns:wpi="http://schemas.microsoft.com/office/word/2010/wordprocessingInk" xmlns:wne="http://schemas.microsoft.com/office/word/2006/wordml" xmlns:wps="http://schemas.microsoft.com/office/word/2010/wordprocessingShape" mc:Ignorable="w14 w15 w16se w16cid w16 w16cex w16sdtdh w16sdtfl w16du wp14">
   <w:p>
     <w:pPr>
       <w:pStyle w:val="Footer"/>
@@ -5845,7 +5845,7 @@
       <w:rPr>
         <w:noProof/>
       </w:rPr>
-      <w:t>2024</w:t>
+      <w:t>2025</w:t>
     </w:r>
     <w:r>
       <w:fldChar w:fldCharType="end"/>
@@ -5937,7 +5937,7 @@
 </file>
 
 <file path=word/footer2.xml><?xml version="1.0" encoding="utf-8"?>
-<w:ftr xmlns:wpc="http://schemas.microsoft.com/office/word/2010/wordprocessingCanvas" xmlns:cx="http://schemas.microsoft.com/office/drawing/2014/chartex" xmlns:cx1="http://schemas.microsoft.com/office/drawing/2015/9/8/chartex" xmlns:cx2="http://schemas.microsoft.com/office/drawing/2015/10/21/chartex" xmlns:cx3="http://schemas.microsoft.com/office/drawing/2016/5/9/chartex" xmlns:cx4="http://schemas.microsoft.com/office/drawing/2016/5/10/chartex" xmlns:cx5="http://schemas.microsoft.com/office/drawing/2016/5/11/chartex" xmlns:cx6="http://schemas.microsoft.com/office/drawing/2016/5/12/chartex" xmlns:cx7="http://schemas.microsoft.com/office/drawing/2016/5/13/chartex" xmlns:cx8="http://schemas.microsoft.com/office/drawing/2016/5/14/chartex" xmlns:mc="http://schemas.openxmlformats.org/markup-compatibility/2006" xmlns:aink="http://schemas.microsoft.com/office/drawing/2016/ink" xmlns:am3d="http://schemas.microsoft.com/office/drawing/2017/model3d" xmlns:o="urn:schemas-microsoft-com:office:office" xmlns:oel="http://schemas.microsoft.com/office/2019/extlst" xmlns:r="http://schemas.openxmlformats.org/officeDocument/2006/relationships" xmlns:m="http://schemas.openxmlformats.org/officeDocument/2006/math" xmlns:v="urn:schemas-microsoft-com:vml" xmlns:wp14="http://schemas.microsoft.com/office/word/2010/wordprocessingDrawing" xmlns:wp="http://schemas.openxmlformats.org/drawingml/2006/wordprocessingDrawing" xmlns:w10="urn:schemas-microsoft-com:office:word" xmlns:w="http://schemas.openxmlformats.org/wordprocessingml/2006/main" xmlns:w14="http://schemas.microsoft.com/office/word/2010/wordml" xmlns:w15="http://schemas.microsoft.com/office/word/2012/wordml" xmlns:w16cex="http://schemas.microsoft.com/office/word/2018/wordml/cex" xmlns:w16cid="http://schemas.microsoft.com/office/word/2016/wordml/cid" xmlns:w16="http://schemas.microsoft.com/office/word/2018/wordml" xmlns:w16sdtdh="http://schemas.microsoft.com/office/word/2020/wordml/sdtdatahash" xmlns:w16se="http://schemas.microsoft.com/office/word/2015/wordml/symex" xmlns:wpg="http://schemas.microsoft.com/office/word/2010/wordprocessingGroup" xmlns:wpi="http://schemas.microsoft.com/office/word/2010/wordprocessingInk" xmlns:wne="http://schemas.microsoft.com/office/word/2006/wordml" xmlns:wps="http://schemas.microsoft.com/office/word/2010/wordprocessingShape" mc:Ignorable="w14 w15 w16se w16cid w16 w16cex w16sdtdh wp14">
+<w:ftr xmlns:wpc="http://schemas.microsoft.com/office/word/2010/wordprocessingCanvas" xmlns:cx="http://schemas.microsoft.com/office/drawing/2014/chartex" xmlns:cx1="http://schemas.microsoft.com/office/drawing/2015/9/8/chartex" xmlns:cx2="http://schemas.microsoft.com/office/drawing/2015/10/21/chartex" xmlns:cx3="http://schemas.microsoft.com/office/drawing/2016/5/9/chartex" xmlns:cx4="http://schemas.microsoft.com/office/drawing/2016/5/10/chartex" xmlns:cx5="http://schemas.microsoft.com/office/drawing/2016/5/11/chartex" xmlns:cx6="http://schemas.microsoft.com/office/drawing/2016/5/12/chartex" xmlns:cx7="http://schemas.microsoft.com/office/drawing/2016/5/13/chartex" xmlns:cx8="http://schemas.microsoft.com/office/drawing/2016/5/14/chartex" xmlns:mc="http://schemas.openxmlformats.org/markup-compatibility/2006" xmlns:aink="http://schemas.microsoft.com/office/drawing/2016/ink" xmlns:am3d="http://schemas.microsoft.com/office/drawing/2017/model3d" xmlns:o="urn:schemas-microsoft-com:office:office" xmlns:oel="http://schemas.microsoft.com/office/2019/extlst" xmlns:r="http://schemas.openxmlformats.org/officeDocument/2006/relationships" xmlns:m="http://schemas.openxmlformats.org/officeDocument/2006/math" xmlns:v="urn:schemas-microsoft-com:vml" xmlns:wp14="http://schemas.microsoft.com/office/word/2010/wordprocessingDrawing" xmlns:wp="http://schemas.openxmlformats.org/drawingml/2006/wordprocessingDrawing" xmlns:w10="urn:schemas-microsoft-com:office:word" xmlns:w="http://schemas.openxmlformats.org/wordprocessingml/2006/main" xmlns:w14="http://schemas.microsoft.com/office/word/2010/wordml" xmlns:w15="http://schemas.microsoft.com/office/word/2012/wordml" xmlns:w16cex="http://schemas.microsoft.com/office/word/2018/wordml/cex" xmlns:w16cid="http://schemas.microsoft.com/office/word/2016/wordml/cid" xmlns:w16="http://schemas.microsoft.com/office/word/2018/wordml" xmlns:w16du="http://schemas.microsoft.com/office/word/2023/wordml/word16du" xmlns:w16sdtdh="http://schemas.microsoft.com/office/word/2020/wordml/sdtdatahash" xmlns:w16sdtfl="http://schemas.microsoft.com/office/word/2024/wordml/sdtformatlock" xmlns:w16se="http://schemas.microsoft.com/office/word/2015/wordml/symex" xmlns:wpg="http://schemas.microsoft.com/office/word/2010/wordprocessingGroup" xmlns:wpi="http://schemas.microsoft.com/office/word/2010/wordprocessingInk" xmlns:wne="http://schemas.microsoft.com/office/word/2006/wordml" xmlns:wps="http://schemas.microsoft.com/office/word/2010/wordprocessingShape" mc:Ignorable="w14 w15 w16se w16cid w16 w16cex w16sdtdh w16sdtfl w16du wp14">
   <w:p>
     <w:pPr>
       <w:pStyle w:val="Footer"/>
@@ -5961,7 +5961,7 @@
       <w:rPr>
         <w:noProof/>
       </w:rPr>
-      <w:t>2024</w:t>
+      <w:t>2025</w:t>
     </w:r>
     <w:r>
       <w:fldChar w:fldCharType="end"/>
@@ -6053,7 +6053,7 @@
 </file>
 
 <file path=word/footnotes.xml><?xml version="1.0" encoding="utf-8"?>
-<w:footnotes xmlns:wpc="http://schemas.microsoft.com/office/word/2010/wordprocessingCanvas" xmlns:cx="http://schemas.microsoft.com/office/drawing/2014/chartex" xmlns:cx1="http://schemas.microsoft.com/office/drawing/2015/9/8/chartex" xmlns:cx2="http://schemas.microsoft.com/office/drawing/2015/10/21/chartex" xmlns:cx3="http://schemas.microsoft.com/office/drawing/2016/5/9/chartex" xmlns:cx4="http://schemas.microsoft.com/office/drawing/2016/5/10/chartex" xmlns:cx5="http://schemas.microsoft.com/office/drawing/2016/5/11/chartex" xmlns:cx6="http://schemas.microsoft.com/office/drawing/2016/5/12/chartex" xmlns:cx7="http://schemas.microsoft.com/office/drawing/2016/5/13/chartex" xmlns:cx8="http://schemas.microsoft.com/office/drawing/2016/5/14/chartex" xmlns:mc="http://schemas.openxmlformats.org/markup-compatibility/2006" xmlns:aink="http://schemas.microsoft.com/office/drawing/2016/ink" xmlns:am3d="http://schemas.microsoft.com/office/drawing/2017/model3d" xmlns:o="urn:schemas-microsoft-com:office:office" xmlns:oel="http://schemas.microsoft.com/office/2019/extlst" xmlns:r="http://schemas.openxmlformats.org/officeDocument/2006/relationships" xmlns:m="http://schemas.openxmlformats.org/officeDocument/2006/math" xmlns:v="urn:schemas-microsoft-com:vml" xmlns:wp14="http://schemas.microsoft.com/office/word/2010/wordprocessingDrawing" xmlns:wp="http://schemas.openxmlformats.org/drawingml/2006/wordprocessingDrawing" xmlns:w10="urn:schemas-microsoft-com:office:word" xmlns:w="http://schemas.openxmlformats.org/wordprocessingml/2006/main" xmlns:w14="http://schemas.microsoft.com/office/word/2010/wordml" xmlns:w15="http://schemas.microsoft.com/office/word/2012/wordml" xmlns:w16cex="http://schemas.microsoft.com/office/word/2018/wordml/cex" xmlns:w16cid="http://schemas.microsoft.com/office/word/2016/wordml/cid" xmlns:w16="http://schemas.microsoft.com/office/word/2018/wordml" xmlns:w16sdtdh="http://schemas.microsoft.com/office/word/2020/wordml/sdtdatahash" xmlns:w16se="http://schemas.microsoft.com/office/word/2015/wordml/symex" xmlns:wpg="http://schemas.microsoft.com/office/word/2010/wordprocessingGroup" xmlns:wpi="http://schemas.microsoft.com/office/word/2010/wordprocessingInk" xmlns:wne="http://schemas.microsoft.com/office/word/2006/wordml" xmlns:wps="http://schemas.microsoft.com/office/word/2010/wordprocessingShape" mc:Ignorable="w14 w15 w16se w16cid w16 w16cex w16sdtdh wp14">
+<w:footnotes xmlns:wpc="http://schemas.microsoft.com/office/word/2010/wordprocessingCanvas" xmlns:cx="http://schemas.microsoft.com/office/drawing/2014/chartex" xmlns:cx1="http://schemas.microsoft.com/office/drawing/2015/9/8/chartex" xmlns:cx2="http://schemas.microsoft.com/office/drawing/2015/10/21/chartex" xmlns:cx3="http://schemas.microsoft.com/office/drawing/2016/5/9/chartex" xmlns:cx4="http://schemas.microsoft.com/office/drawing/2016/5/10/chartex" xmlns:cx5="http://schemas.microsoft.com/office/drawing/2016/5/11/chartex" xmlns:cx6="http://schemas.microsoft.com/office/drawing/2016/5/12/chartex" xmlns:cx7="http://schemas.microsoft.com/office/drawing/2016/5/13/chartex" xmlns:cx8="http://schemas.microsoft.com/office/drawing/2016/5/14/chartex" xmlns:mc="http://schemas.openxmlformats.org/markup-compatibility/2006" xmlns:aink="http://schemas.microsoft.com/office/drawing/2016/ink" xmlns:am3d="http://schemas.microsoft.com/office/drawing/2017/model3d" xmlns:o="urn:schemas-microsoft-com:office:office" xmlns:oel="http://schemas.microsoft.com/office/2019/extlst" xmlns:r="http://schemas.openxmlformats.org/officeDocument/2006/relationships" xmlns:m="http://schemas.openxmlformats.org/officeDocument/2006/math" xmlns:v="urn:schemas-microsoft-com:vml" xmlns:wp14="http://schemas.microsoft.com/office/word/2010/wordprocessingDrawing" xmlns:wp="http://schemas.openxmlformats.org/drawingml/2006/wordprocessingDrawing" xmlns:w10="urn:schemas-microsoft-com:office:word" xmlns:w="http://schemas.openxmlformats.org/wordprocessingml/2006/main" xmlns:w14="http://schemas.microsoft.com/office/word/2010/wordml" xmlns:w15="http://schemas.microsoft.com/office/word/2012/wordml" xmlns:w16cex="http://schemas.microsoft.com/office/word/2018/wordml/cex" xmlns:w16cid="http://schemas.microsoft.com/office/word/2016/wordml/cid" xmlns:w16="http://schemas.microsoft.com/office/word/2018/wordml" xmlns:w16du="http://schemas.microsoft.com/office/word/2023/wordml/word16du" xmlns:w16sdtdh="http://schemas.microsoft.com/office/word/2020/wordml/sdtdatahash" xmlns:w16sdtfl="http://schemas.microsoft.com/office/word/2024/wordml/sdtformatlock" xmlns:w16se="http://schemas.microsoft.com/office/word/2015/wordml/symex" xmlns:wpg="http://schemas.microsoft.com/office/word/2010/wordprocessingGroup" xmlns:wpi="http://schemas.microsoft.com/office/word/2010/wordprocessingInk" xmlns:wne="http://schemas.microsoft.com/office/word/2006/wordml" xmlns:wps="http://schemas.microsoft.com/office/word/2010/wordprocessingShape" mc:Ignorable="w14 w15 w16se w16cid w16 w16cex w16sdtdh w16sdtfl w16du wp14">
   <w:footnote w:type="separator" w:id="-1">
     <w:p>
       <w:pPr>
@@ -6086,7 +6086,7 @@
 </file>
 
 <file path=word/header1.xml><?xml version="1.0" encoding="utf-8"?>
-<w:hdr xmlns:wpc="http://schemas.microsoft.com/office/word/2010/wordprocessingCanvas" xmlns:cx="http://schemas.microsoft.com/office/drawing/2014/chartex" xmlns:cx1="http://schemas.microsoft.com/office/drawing/2015/9/8/chartex" xmlns:cx2="http://schemas.microsoft.com/office/drawing/2015/10/21/chartex" xmlns:cx3="http://schemas.microsoft.com/office/drawing/2016/5/9/chartex" xmlns:cx4="http://schemas.microsoft.com/office/drawing/2016/5/10/chartex" xmlns:cx5="http://schemas.microsoft.com/office/drawing/2016/5/11/chartex" xmlns:cx6="http://schemas.microsoft.com/office/drawing/2016/5/12/chartex" xmlns:cx7="http://schemas.microsoft.com/office/drawing/2016/5/13/chartex" xmlns:cx8="http://schemas.microsoft.com/office/drawing/2016/5/14/chartex" xmlns:mc="http://schemas.openxmlformats.org/markup-compatibility/2006" xmlns:aink="http://schemas.microsoft.com/office/drawing/2016/ink" xmlns:am3d="http://schemas.microsoft.com/office/drawing/2017/model3d" xmlns:o="urn:schemas-microsoft-com:office:office" xmlns:oel="http://schemas.microsoft.com/office/2019/extlst" xmlns:r="http://schemas.openxmlformats.org/officeDocument/2006/relationships" xmlns:m="http://schemas.openxmlformats.org/officeDocument/2006/math" xmlns:v="urn:schemas-microsoft-com:vml" xmlns:wp14="http://schemas.microsoft.com/office/word/2010/wordprocessingDrawing" xmlns:wp="http://schemas.openxmlformats.org/drawingml/2006/wordprocessingDrawing" xmlns:w10="urn:schemas-microsoft-com:office:word" xmlns:w="http://schemas.openxmlformats.org/wordprocessingml/2006/main" xmlns:w14="http://schemas.microsoft.com/office/word/2010/wordml" xmlns:w15="http://schemas.microsoft.com/office/word/2012/wordml" xmlns:w16cex="http://schemas.microsoft.com/office/word/2018/wordml/cex" xmlns:w16cid="http://schemas.microsoft.com/office/word/2016/wordml/cid" xmlns:w16="http://schemas.microsoft.com/office/word/2018/wordml" xmlns:w16sdtdh="http://schemas.microsoft.com/office/word/2020/wordml/sdtdatahash" xmlns:w16se="http://schemas.microsoft.com/office/word/2015/wordml/symex" xmlns:wpg="http://schemas.microsoft.com/office/word/2010/wordprocessingGroup" xmlns:wpi="http://schemas.microsoft.com/office/word/2010/wordprocessingInk" xmlns:wne="http://schemas.microsoft.com/office/word/2006/wordml" xmlns:wps="http://schemas.microsoft.com/office/word/2010/wordprocessingShape" mc:Ignorable="w14 w15 w16se w16cid w16 w16cex w16sdtdh wp14">
+<w:hdr xmlns:wpc="http://schemas.microsoft.com/office/word/2010/wordprocessingCanvas" xmlns:cx="http://schemas.microsoft.com/office/drawing/2014/chartex" xmlns:cx1="http://schemas.microsoft.com/office/drawing/2015/9/8/chartex" xmlns:cx2="http://schemas.microsoft.com/office/drawing/2015/10/21/chartex" xmlns:cx3="http://schemas.microsoft.com/office/drawing/2016/5/9/chartex" xmlns:cx4="http://schemas.microsoft.com/office/drawing/2016/5/10/chartex" xmlns:cx5="http://schemas.microsoft.com/office/drawing/2016/5/11/chartex" xmlns:cx6="http://schemas.microsoft.com/office/drawing/2016/5/12/chartex" xmlns:cx7="http://schemas.microsoft.com/office/drawing/2016/5/13/chartex" xmlns:cx8="http://schemas.microsoft.com/office/drawing/2016/5/14/chartex" xmlns:mc="http://schemas.openxmlformats.org/markup-compatibility/2006" xmlns:aink="http://schemas.microsoft.com/office/drawing/2016/ink" xmlns:am3d="http://schemas.microsoft.com/office/drawing/2017/model3d" xmlns:o="urn:schemas-microsoft-com:office:office" xmlns:oel="http://schemas.microsoft.com/office/2019/extlst" xmlns:r="http://schemas.openxmlformats.org/officeDocument/2006/relationships" xmlns:m="http://schemas.openxmlformats.org/officeDocument/2006/math" xmlns:v="urn:schemas-microsoft-com:vml" xmlns:wp14="http://schemas.microsoft.com/office/word/2010/wordprocessingDrawing" xmlns:wp="http://schemas.openxmlformats.org/drawingml/2006/wordprocessingDrawing" xmlns:w10="urn:schemas-microsoft-com:office:word" xmlns:w="http://schemas.openxmlformats.org/wordprocessingml/2006/main" xmlns:w14="http://schemas.microsoft.com/office/word/2010/wordml" xmlns:w15="http://schemas.microsoft.com/office/word/2012/wordml" xmlns:w16cex="http://schemas.microsoft.com/office/word/2018/wordml/cex" xmlns:w16cid="http://schemas.microsoft.com/office/word/2016/wordml/cid" xmlns:w16="http://schemas.microsoft.com/office/word/2018/wordml" xmlns:w16du="http://schemas.microsoft.com/office/word/2023/wordml/word16du" xmlns:w16sdtdh="http://schemas.microsoft.com/office/word/2020/wordml/sdtdatahash" xmlns:w16sdtfl="http://schemas.microsoft.com/office/word/2024/wordml/sdtformatlock" xmlns:w16se="http://schemas.microsoft.com/office/word/2015/wordml/symex" xmlns:wpg="http://schemas.microsoft.com/office/word/2010/wordprocessingGroup" xmlns:wpi="http://schemas.microsoft.com/office/word/2010/wordprocessingInk" xmlns:wne="http://schemas.microsoft.com/office/word/2006/wordml" xmlns:wps="http://schemas.microsoft.com/office/word/2010/wordprocessingShape" mc:Ignorable="w14 w15 w16se w16cid w16 w16cex w16sdtdh w16sdtfl w16du wp14">
   <w:p>
     <w:pPr>
       <w:pStyle w:val="PageHead"/>
@@ -6102,7 +6102,7 @@
 </file>
 
 <file path=word/header2.xml><?xml version="1.0" encoding="utf-8"?>
-<w:hdr xmlns:wpc="http://schemas.microsoft.com/office/word/2010/wordprocessingCanvas" xmlns:cx="http://schemas.microsoft.com/office/drawing/2014/chartex" xmlns:cx1="http://schemas.microsoft.com/office/drawing/2015/9/8/chartex" xmlns:cx2="http://schemas.microsoft.com/office/drawing/2015/10/21/chartex" xmlns:cx3="http://schemas.microsoft.com/office/drawing/2016/5/9/chartex" xmlns:cx4="http://schemas.microsoft.com/office/drawing/2016/5/10/chartex" xmlns:cx5="http://schemas.microsoft.com/office/drawing/2016/5/11/chartex" xmlns:cx6="http://schemas.microsoft.com/office/drawing/2016/5/12/chartex" xmlns:cx7="http://schemas.microsoft.com/office/drawing/2016/5/13/chartex" xmlns:cx8="http://schemas.microsoft.com/office/drawing/2016/5/14/chartex" xmlns:mc="http://schemas.openxmlformats.org/markup-compatibility/2006" xmlns:aink="http://schemas.microsoft.com/office/drawing/2016/ink" xmlns:am3d="http://schemas.microsoft.com/office/drawing/2017/model3d" xmlns:o="urn:schemas-microsoft-com:office:office" xmlns:oel="http://schemas.microsoft.com/office/2019/extlst" xmlns:r="http://schemas.openxmlformats.org/officeDocument/2006/relationships" xmlns:m="http://schemas.openxmlformats.org/officeDocument/2006/math" xmlns:v="urn:schemas-microsoft-com:vml" xmlns:wp14="http://schemas.microsoft.com/office/word/2010/wordprocessingDrawing" xmlns:wp="http://schemas.openxmlformats.org/drawingml/2006/wordprocessingDrawing" xmlns:w10="urn:schemas-microsoft-com:office:word" xmlns:w="http://schemas.openxmlformats.org/wordprocessingml/2006/main" xmlns:w14="http://schemas.microsoft.com/office/word/2010/wordml" xmlns:w15="http://schemas.microsoft.com/office/word/2012/wordml" xmlns:w16cex="http://schemas.microsoft.com/office/word/2018/wordml/cex" xmlns:w16cid="http://schemas.microsoft.com/office/word/2016/wordml/cid" xmlns:w16="http://schemas.microsoft.com/office/word/2018/wordml" xmlns:w16sdtdh="http://schemas.microsoft.com/office/word/2020/wordml/sdtdatahash" xmlns:w16se="http://schemas.microsoft.com/office/word/2015/wordml/symex" xmlns:wpg="http://schemas.microsoft.com/office/word/2010/wordprocessingGroup" xmlns:wpi="http://schemas.microsoft.com/office/word/2010/wordprocessingInk" xmlns:wne="http://schemas.microsoft.com/office/word/2006/wordml" xmlns:wps="http://schemas.microsoft.com/office/word/2010/wordprocessingShape" mc:Ignorable="w14 w15 w16se w16cid w16 w16cex w16sdtdh wp14">
+<w:hdr xmlns:wpc="http://schemas.microsoft.com/office/word/2010/wordprocessingCanvas" xmlns:cx="http://schemas.microsoft.com/office/drawing/2014/chartex" xmlns:cx1="http://schemas.microsoft.com/office/drawing/2015/9/8/chartex" xmlns:cx2="http://schemas.microsoft.com/office/drawing/2015/10/21/chartex" xmlns:cx3="http://schemas.microsoft.com/office/drawing/2016/5/9/chartex" xmlns:cx4="http://schemas.microsoft.com/office/drawing/2016/5/10/chartex" xmlns:cx5="http://schemas.microsoft.com/office/drawing/2016/5/11/chartex" xmlns:cx6="http://schemas.microsoft.com/office/drawing/2016/5/12/chartex" xmlns:cx7="http://schemas.microsoft.com/office/drawing/2016/5/13/chartex" xmlns:cx8="http://schemas.microsoft.com/office/drawing/2016/5/14/chartex" xmlns:mc="http://schemas.openxmlformats.org/markup-compatibility/2006" xmlns:aink="http://schemas.microsoft.com/office/drawing/2016/ink" xmlns:am3d="http://schemas.microsoft.com/office/drawing/2017/model3d" xmlns:o="urn:schemas-microsoft-com:office:office" xmlns:oel="http://schemas.microsoft.com/office/2019/extlst" xmlns:r="http://schemas.openxmlformats.org/officeDocument/2006/relationships" xmlns:m="http://schemas.openxmlformats.org/officeDocument/2006/math" xmlns:v="urn:schemas-microsoft-com:vml" xmlns:wp14="http://schemas.microsoft.com/office/word/2010/wordprocessingDrawing" xmlns:wp="http://schemas.openxmlformats.org/drawingml/2006/wordprocessingDrawing" xmlns:w10="urn:schemas-microsoft-com:office:word" xmlns:w="http://schemas.openxmlformats.org/wordprocessingml/2006/main" xmlns:w14="http://schemas.microsoft.com/office/word/2010/wordml" xmlns:w15="http://schemas.microsoft.com/office/word/2012/wordml" xmlns:w16cex="http://schemas.microsoft.com/office/word/2018/wordml/cex" xmlns:w16cid="http://schemas.microsoft.com/office/word/2016/wordml/cid" xmlns:w16="http://schemas.microsoft.com/office/word/2018/wordml" xmlns:w16du="http://schemas.microsoft.com/office/word/2023/wordml/word16du" xmlns:w16sdtdh="http://schemas.microsoft.com/office/word/2020/wordml/sdtdatahash" xmlns:w16sdtfl="http://schemas.microsoft.com/office/word/2024/wordml/sdtformatlock" xmlns:w16se="http://schemas.microsoft.com/office/word/2015/wordml/symex" xmlns:wpg="http://schemas.microsoft.com/office/word/2010/wordprocessingGroup" xmlns:wpi="http://schemas.microsoft.com/office/word/2010/wordprocessingInk" xmlns:wne="http://schemas.microsoft.com/office/word/2006/wordml" xmlns:wps="http://schemas.microsoft.com/office/word/2010/wordprocessingShape" mc:Ignorable="w14 w15 w16se w16cid w16 w16cex w16sdtdh w16sdtfl w16du wp14">
   <w:p>
     <w:pPr>
       <w:pStyle w:val="Header"/>
@@ -6176,7 +6176,7 @@
 </file>
 
 <file path=word/numbering.xml><?xml version="1.0" encoding="utf-8"?>
-<w:numbering xmlns:wpc="http://schemas.microsoft.com/office/word/2010/wordprocessingCanvas" xmlns:cx="http://schemas.microsoft.com/office/drawing/2014/chartex" xmlns:cx1="http://schemas.microsoft.com/office/drawing/2015/9/8/chartex" xmlns:cx2="http://schemas.microsoft.com/office/drawing/2015/10/21/chartex" xmlns:cx3="http://schemas.microsoft.com/office/drawing/2016/5/9/chartex" xmlns:cx4="http://schemas.microsoft.com/office/drawing/2016/5/10/chartex" xmlns:cx5="http://schemas.microsoft.com/office/drawing/2016/5/11/chartex" xmlns:cx6="http://schemas.microsoft.com/office/drawing/2016/5/12/chartex" xmlns:cx7="http://schemas.microsoft.com/office/drawing/2016/5/13/chartex" xmlns:cx8="http://schemas.microsoft.com/office/drawing/2016/5/14/chartex" xmlns:mc="http://schemas.openxmlformats.org/markup-compatibility/2006" xmlns:aink="http://schemas.microsoft.com/office/drawing/2016/ink" xmlns:am3d="http://schemas.microsoft.com/office/drawing/2017/model3d" xmlns:o="urn:schemas-microsoft-com:office:office" xmlns:oel="http://schemas.microsoft.com/office/2019/extlst" xmlns:r="http://schemas.openxmlformats.org/officeDocument/2006/relationships" xmlns:m="http://schemas.openxmlformats.org/officeDocument/2006/math" xmlns:v="urn:schemas-microsoft-com:vml" xmlns:wp14="http://schemas.microsoft.com/office/word/2010/wordprocessingDrawing" xmlns:wp="http://schemas.openxmlformats.org/drawingml/2006/wordprocessingDrawing" xmlns:w10="urn:schemas-microsoft-com:office:word" xmlns:w="http://schemas.openxmlformats.org/wordprocessingml/2006/main" xmlns:w14="http://schemas.microsoft.com/office/word/2010/wordml" xmlns:w15="http://schemas.microsoft.com/office/word/2012/wordml" xmlns:w16cex="http://schemas.microsoft.com/office/word/2018/wordml/cex" xmlns:w16cid="http://schemas.microsoft.com/office/word/2016/wordml/cid" xmlns:w16="http://schemas.microsoft.com/office/word/2018/wordml" xmlns:w16sdtdh="http://schemas.microsoft.com/office/word/2020/wordml/sdtdatahash" xmlns:w16se="http://schemas.microsoft.com/office/word/2015/wordml/symex" xmlns:wpg="http://schemas.microsoft.com/office/word/2010/wordprocessingGroup" xmlns:wpi="http://schemas.microsoft.com/office/word/2010/wordprocessingInk" xmlns:wne="http://schemas.microsoft.com/office/word/2006/wordml" xmlns:wps="http://schemas.microsoft.com/office/word/2010/wordprocessingShape" mc:Ignorable="w14 w15 w16se w16cid w16 w16cex w16sdtdh wp14">
+<w:numbering xmlns:wpc="http://schemas.microsoft.com/office/word/2010/wordprocessingCanvas" xmlns:cx="http://schemas.microsoft.com/office/drawing/2014/chartex" xmlns:cx1="http://schemas.microsoft.com/office/drawing/2015/9/8/chartex" xmlns:cx2="http://schemas.microsoft.com/office/drawing/2015/10/21/chartex" xmlns:cx3="http://schemas.microsoft.com/office/drawing/2016/5/9/chartex" xmlns:cx4="http://schemas.microsoft.com/office/drawing/2016/5/10/chartex" xmlns:cx5="http://schemas.microsoft.com/office/drawing/2016/5/11/chartex" xmlns:cx6="http://schemas.microsoft.com/office/drawing/2016/5/12/chartex" xmlns:cx7="http://schemas.microsoft.com/office/drawing/2016/5/13/chartex" xmlns:cx8="http://schemas.microsoft.com/office/drawing/2016/5/14/chartex" xmlns:mc="http://schemas.openxmlformats.org/markup-compatibility/2006" xmlns:aink="http://schemas.microsoft.com/office/drawing/2016/ink" xmlns:am3d="http://schemas.microsoft.com/office/drawing/2017/model3d" xmlns:o="urn:schemas-microsoft-com:office:office" xmlns:oel="http://schemas.microsoft.com/office/2019/extlst" xmlns:r="http://schemas.openxmlformats.org/officeDocument/2006/relationships" xmlns:m="http://schemas.openxmlformats.org/officeDocument/2006/math" xmlns:v="urn:schemas-microsoft-com:vml" xmlns:wp14="http://schemas.microsoft.com/office/word/2010/wordprocessingDrawing" xmlns:wp="http://schemas.openxmlformats.org/drawingml/2006/wordprocessingDrawing" xmlns:w10="urn:schemas-microsoft-com:office:word" xmlns:w="http://schemas.openxmlformats.org/wordprocessingml/2006/main" xmlns:w14="http://schemas.microsoft.com/office/word/2010/wordml" xmlns:w15="http://schemas.microsoft.com/office/word/2012/wordml" xmlns:w16cex="http://schemas.microsoft.com/office/word/2018/wordml/cex" xmlns:w16cid="http://schemas.microsoft.com/office/word/2016/wordml/cid" xmlns:w16="http://schemas.microsoft.com/office/word/2018/wordml" xmlns:w16du="http://schemas.microsoft.com/office/word/2023/wordml/word16du" xmlns:w16sdtdh="http://schemas.microsoft.com/office/word/2020/wordml/sdtdatahash" xmlns:w16sdtfl="http://schemas.microsoft.com/office/word/2024/wordml/sdtformatlock" xmlns:w16se="http://schemas.microsoft.com/office/word/2015/wordml/symex" xmlns:wpg="http://schemas.microsoft.com/office/word/2010/wordprocessingGroup" xmlns:wpi="http://schemas.microsoft.com/office/word/2010/wordprocessingInk" xmlns:wne="http://schemas.microsoft.com/office/word/2006/wordml" xmlns:wps="http://schemas.microsoft.com/office/word/2010/wordprocessingShape" mc:Ignorable="w14 w15 w16se w16cid w16 w16cex w16sdtdh w16sdtfl w16du wp14">
   <w:abstractNum w:abstractNumId="0" w15:restartNumberingAfterBreak="0">
     <w:nsid w:val="061B6D9F"/>
     <w:multiLevelType w:val="multilevel"/>
@@ -8160,7 +8160,7 @@
 </file>
 
 <file path=word/styles.xml><?xml version="1.0" encoding="utf-8"?>
-<w:styles xmlns:mc="http://schemas.openxmlformats.org/markup-compatibility/2006" xmlns:r="http://schemas.openxmlformats.org/officeDocument/2006/relationships" xmlns:w="http://schemas.openxmlformats.org/wordprocessingml/2006/main" xmlns:w14="http://schemas.microsoft.com/office/word/2010/wordml" xmlns:w15="http://schemas.microsoft.com/office/word/2012/wordml" xmlns:w16cex="http://schemas.microsoft.com/office/word/2018/wordml/cex" xmlns:w16cid="http://schemas.microsoft.com/office/word/2016/wordml/cid" xmlns:w16="http://schemas.microsoft.com/office/word/2018/wordml" xmlns:w16sdtdh="http://schemas.microsoft.com/office/word/2020/wordml/sdtdatahash" xmlns:w16se="http://schemas.microsoft.com/office/word/2015/wordml/symex" mc:Ignorable="w14 w15 w16se w16cid w16 w16cex w16sdtdh">
+<w:styles xmlns:mc="http://schemas.openxmlformats.org/markup-compatibility/2006" xmlns:r="http://schemas.openxmlformats.org/officeDocument/2006/relationships" xmlns:w="http://schemas.openxmlformats.org/wordprocessingml/2006/main" xmlns:w14="http://schemas.microsoft.com/office/word/2010/wordml" xmlns:w15="http://schemas.microsoft.com/office/word/2012/wordml" xmlns:w16cex="http://schemas.microsoft.com/office/word/2018/wordml/cex" xmlns:w16cid="http://schemas.microsoft.com/office/word/2016/wordml/cid" xmlns:w16="http://schemas.microsoft.com/office/word/2018/wordml" xmlns:w16du="http://schemas.microsoft.com/office/word/2023/wordml/word16du" xmlns:w16sdtdh="http://schemas.microsoft.com/office/word/2020/wordml/sdtdatahash" xmlns:w16sdtfl="http://schemas.microsoft.com/office/word/2024/wordml/sdtformatlock" xmlns:w16se="http://schemas.microsoft.com/office/word/2015/wordml/symex" mc:Ignorable="w14 w15 w16se w16cid w16 w16cex w16sdtdh w16sdtfl w16du">
   <w:docDefaults>
     <w:rPrDefault>
       <w:rPr>
